--- a/public/assets/files/niestacjonarne/ELK.docx
+++ b/public/assets/files/niestacjonarne/ELK.docx
@@ -523,6 +523,7 @@
                 <w:i w:val="0"/>
                 <w:sz w:val="22"/>
               </w:rPr>
+              <w:t>I</w:t>
             </w:r>
           </w:p>
         </w:tc>
@@ -560,6 +561,7 @@
                 <w:i w:val="0"/>
                 <w:sz w:val="22"/>
               </w:rPr>
+              <w:t>obligatoryjny</w:t>
             </w:r>
           </w:p>
         </w:tc>

--- a/public/assets/files/niestacjonarne/ELK.docx
+++ b/public/assets/files/niestacjonarne/ELK.docx
@@ -681,12 +681,22 @@
         <w:tblW w:w="5000" w:type="pct"/>
       </w:tblPr>
       <w:tblGrid>
-        <w:gridCol w:w="9972"/>
+        <w:gridCol w:w="997"/>
+        <w:gridCol w:w="997"/>
+        <w:gridCol w:w="997"/>
+        <w:gridCol w:w="997"/>
+        <w:gridCol w:w="997"/>
+        <w:gridCol w:w="997"/>
+        <w:gridCol w:w="997"/>
+        <w:gridCol w:w="997"/>
+        <w:gridCol w:w="997"/>
+        <w:gridCol w:w="997"/>
       </w:tblGrid>
       <w:tr>
         <w:tc>
           <w:tcPr>
-            <w:tcW w:type="dxa" w:w="9972"/>
+            <w:tcW w:type="dxa" w:w="9970"/>
+            <w:gridSpan w:val="10"/>
             <w:shd w:val="clear" w:color="auto" w:fill="D9D9D9"/>
           </w:tcPr>
           <w:p>
@@ -705,31 +715,34 @@
           </w:p>
         </w:tc>
       </w:tr>
-    </w:tbl>
-    <w:tbl>
-      <w:tblPr>
-        <w:tblW w:type="auto" w:w="0"/>
-        <w:tblLook w:firstColumn="1" w:firstRow="1" w:lastColumn="0" w:lastRow="0" w:noHBand="0" w:noVBand="1" w:val="04A0"/>
-        <w:tblBorders>
-          <w:top w:val="single" w:sz="4" w:space="0" w:color="000000"/>
-          <w:left w:val="single" w:sz="4" w:space="0" w:color="000000"/>
-          <w:bottom w:val="single" w:sz="4" w:space="0" w:color="000000"/>
-          <w:right w:val="single" w:sz="4" w:space="0" w:color="000000"/>
-          <w:insideH w:val="single" w:sz="4" w:space="0" w:color="000000"/>
-          <w:insideV w:val="single" w:sz="4" w:space="0" w:color="000000"/>
-        </w:tblBorders>
-        <w:tblW w:w="5000" w:type="pct"/>
-      </w:tblPr>
-      <w:tblGrid>
-        <w:gridCol w:w="2493"/>
-        <w:gridCol w:w="2493"/>
-        <w:gridCol w:w="2493"/>
-        <w:gridCol w:w="2493"/>
-      </w:tblGrid>
       <w:tr>
         <w:tc>
           <w:tcPr>
-            <w:tcW w:type="dxa" w:w="2493"/>
+            <w:tcW w:type="dxa" w:w="9970"/>
+            <w:gridSpan w:val="10"/>
+            <w:shd w:val="clear" w:color="auto" w:fill="D9D9D9"/>
+          </w:tcPr>
+          <w:p>
+            <w:pPr>
+              <w:spacing w:before="20" w:after="20"/>
+            </w:pPr>
+            <w:r>
+              <w:rPr>
+                <w:rFonts w:ascii="Aptos" w:hAnsi="Aptos"/>
+                <w:b w:val="0"/>
+                <w:i w:val="0"/>
+                <w:sz w:val="16"/>
+              </w:rPr>
+              <w:t>Wymiar godzinowy (liczba godzin w semestrze)</w:t>
+            </w:r>
+          </w:p>
+        </w:tc>
+      </w:tr>
+      <w:tr>
+        <w:tc>
+          <w:tcPr>
+            <w:tcW w:type="dxa" w:w="1994"/>
+            <w:gridSpan w:val="2"/>
             <w:shd w:val="clear" w:color="auto" w:fill="D9D9D9"/>
           </w:tcPr>
           <w:p>
@@ -749,7 +762,8 @@
         </w:tc>
         <w:tc>
           <w:tcPr>
-            <w:tcW w:type="dxa" w:w="2493"/>
+            <w:tcW w:type="dxa" w:w="2991"/>
+            <w:gridSpan w:val="3"/>
             <w:shd w:val="clear" w:color="auto" w:fill="D9D9D9"/>
           </w:tcPr>
           <w:p>
@@ -769,7 +783,8 @@
         </w:tc>
         <w:tc>
           <w:tcPr>
-            <w:tcW w:type="dxa" w:w="2493"/>
+            <w:tcW w:type="dxa" w:w="2991"/>
+            <w:gridSpan w:val="3"/>
             <w:shd w:val="clear" w:color="auto" w:fill="D9D9D9"/>
           </w:tcPr>
           <w:p>
@@ -789,7 +804,8 @@
         </w:tc>
         <w:tc>
           <w:tcPr>
-            <w:tcW w:type="dxa" w:w="2493"/>
+            <w:tcW w:type="dxa" w:w="1994"/>
+            <w:gridSpan w:val="2"/>
             <w:shd w:val="clear" w:color="auto" w:fill="D9D9D9"/>
           </w:tcPr>
           <w:p>
@@ -811,7 +827,8 @@
       <w:tr>
         <w:tc>
           <w:tcPr>
-            <w:tcW w:type="dxa" w:w="2493"/>
+            <w:tcW w:type="dxa" w:w="1994"/>
+            <w:gridSpan w:val="2"/>
           </w:tcPr>
           <w:p>
             <w:pPr>
@@ -830,7 +847,8 @@
         </w:tc>
         <w:tc>
           <w:tcPr>
-            <w:tcW w:type="dxa" w:w="2493"/>
+            <w:tcW w:type="dxa" w:w="2991"/>
+            <w:gridSpan w:val="3"/>
           </w:tcPr>
           <w:p>
             <w:pPr>
@@ -849,7 +867,8 @@
         </w:tc>
         <w:tc>
           <w:tcPr>
-            <w:tcW w:type="dxa" w:w="2493"/>
+            <w:tcW w:type="dxa" w:w="2991"/>
+            <w:gridSpan w:val="3"/>
           </w:tcPr>
           <w:p>
             <w:pPr>
@@ -868,7 +887,8 @@
         </w:tc>
         <w:tc>
           <w:tcPr>
-            <w:tcW w:type="dxa" w:w="2493"/>
+            <w:tcW w:type="dxa" w:w="1994"/>
+            <w:gridSpan w:val="2"/>
           </w:tcPr>
           <w:p>
             <w:pPr>
@@ -886,30 +906,34 @@
           </w:p>
         </w:tc>
       </w:tr>
-    </w:tbl>
-    <w:tbl>
-      <w:tblPr>
-        <w:tblW w:type="auto" w:w="0"/>
-        <w:tblLook w:firstColumn="1" w:firstRow="1" w:lastColumn="0" w:lastRow="0" w:noHBand="0" w:noVBand="1" w:val="04A0"/>
-        <w:tblBorders>
-          <w:top w:val="single" w:sz="4" w:space="0" w:color="000000"/>
-          <w:left w:val="single" w:sz="4" w:space="0" w:color="000000"/>
-          <w:bottom w:val="single" w:sz="4" w:space="0" w:color="000000"/>
-          <w:right w:val="single" w:sz="4" w:space="0" w:color="000000"/>
-          <w:insideH w:val="single" w:sz="4" w:space="0" w:color="000000"/>
-          <w:insideV w:val="single" w:sz="4" w:space="0" w:color="000000"/>
-        </w:tblBorders>
-        <w:tblW w:w="5000" w:type="pct"/>
-      </w:tblPr>
-      <w:tblGrid>
-        <w:gridCol w:w="3324"/>
-        <w:gridCol w:w="3324"/>
-        <w:gridCol w:w="3324"/>
-      </w:tblGrid>
       <w:tr>
         <w:tc>
           <w:tcPr>
-            <w:tcW w:type="dxa" w:w="3324"/>
+            <w:tcW w:type="dxa" w:w="9970"/>
+            <w:gridSpan w:val="10"/>
+            <w:shd w:val="clear" w:color="auto" w:fill="D9D9D9"/>
+          </w:tcPr>
+          <w:p>
+            <w:pPr>
+              <w:spacing w:before="20" w:after="20"/>
+            </w:pPr>
+            <w:r>
+              <w:rPr>
+                <w:rFonts w:ascii="Aptos" w:hAnsi="Aptos"/>
+                <w:b/>
+                <w:i w:val="0"/>
+                <w:sz w:val="22"/>
+              </w:rPr>
+              <w:t>Bilans ECTS</w:t>
+            </w:r>
+          </w:p>
+        </w:tc>
+      </w:tr>
+      <w:tr>
+        <w:tc>
+          <w:tcPr>
+            <w:tcW w:type="dxa" w:w="4985"/>
+            <w:gridSpan w:val="5"/>
             <w:shd w:val="clear" w:color="auto" w:fill="D9D9D9"/>
           </w:tcPr>
           <w:p>
@@ -929,7 +953,8 @@
         </w:tc>
         <w:tc>
           <w:tcPr>
-            <w:tcW w:type="dxa" w:w="3324"/>
+            <w:tcW w:type="dxa" w:w="2991"/>
+            <w:gridSpan w:val="3"/>
             <w:shd w:val="clear" w:color="auto" w:fill="D9D9D9"/>
           </w:tcPr>
           <w:p>
@@ -949,7 +974,8 @@
         </w:tc>
         <w:tc>
           <w:tcPr>
-            <w:tcW w:type="dxa" w:w="3324"/>
+            <w:tcW w:type="dxa" w:w="1994"/>
+            <w:gridSpan w:val="2"/>
             <w:shd w:val="clear" w:color="auto" w:fill="D9D9D9"/>
           </w:tcPr>
           <w:p>
@@ -971,7 +997,8 @@
       <w:tr>
         <w:tc>
           <w:tcPr>
-            <w:tcW w:type="dxa" w:w="3324"/>
+            <w:tcW w:type="dxa" w:w="4985"/>
+            <w:gridSpan w:val="5"/>
           </w:tcPr>
           <w:p>
             <w:pPr>
@@ -990,7 +1017,8 @@
         </w:tc>
         <w:tc>
           <w:tcPr>
-            <w:tcW w:type="dxa" w:w="3324"/>
+            <w:tcW w:type="dxa" w:w="2991"/>
+            <w:gridSpan w:val="3"/>
           </w:tcPr>
           <w:p>
             <w:pPr>
@@ -1009,7 +1037,8 @@
         </w:tc>
         <w:tc>
           <w:tcPr>
-            <w:tcW w:type="dxa" w:w="3324"/>
+            <w:tcW w:type="dxa" w:w="1994"/>
+            <w:gridSpan w:val="2"/>
           </w:tcPr>
           <w:p>
             <w:pPr>
@@ -1030,7 +1059,8 @@
       <w:tr>
         <w:tc>
           <w:tcPr>
-            <w:tcW w:type="dxa" w:w="3324"/>
+            <w:tcW w:type="dxa" w:w="4985"/>
+            <w:gridSpan w:val="5"/>
           </w:tcPr>
           <w:p>
             <w:pPr>
@@ -1049,7 +1079,8 @@
         </w:tc>
         <w:tc>
           <w:tcPr>
-            <w:tcW w:type="dxa" w:w="3324"/>
+            <w:tcW w:type="dxa" w:w="2991"/>
+            <w:gridSpan w:val="3"/>
           </w:tcPr>
           <w:p>
             <w:pPr>
@@ -1068,7 +1099,8 @@
         </w:tc>
         <w:tc>
           <w:tcPr>
-            <w:tcW w:type="dxa" w:w="3324"/>
+            <w:tcW w:type="dxa" w:w="1994"/>
+            <w:gridSpan w:val="2"/>
           </w:tcPr>
           <w:p>
             <w:pPr>
@@ -1089,7 +1121,29 @@
       <w:tr>
         <w:tc>
           <w:tcPr>
-            <w:tcW w:type="dxa" w:w="3324"/>
+            <w:tcW w:type="dxa" w:w="4985"/>
+            <w:gridSpan w:val="5"/>
+            <w:shd w:val="clear" w:color="auto" w:fill="D9D9D9"/>
+          </w:tcPr>
+          <w:p>
+            <w:pPr>
+              <w:spacing w:before="20" w:after="20"/>
+            </w:pPr>
+            <w:r>
+              <w:rPr>
+                <w:rFonts w:ascii="Aptos" w:hAnsi="Aptos"/>
+                <w:b/>
+                <w:i w:val="0"/>
+                <w:sz w:val="16"/>
+              </w:rPr>
+              <w:t>Opis samodzielnej pracy studenta</w:t>
+            </w:r>
+          </w:p>
+        </w:tc>
+        <w:tc>
+          <w:tcPr>
+            <w:tcW w:type="dxa" w:w="4985"/>
+            <w:gridSpan w:val="5"/>
           </w:tcPr>
           <w:p>
             <w:pPr>
@@ -1102,45 +1156,6 @@
                 <w:i w:val="0"/>
                 <w:sz w:val="22"/>
               </w:rPr>
-              <w:t>Suma</w:t>
-            </w:r>
-          </w:p>
-        </w:tc>
-        <w:tc>
-          <w:tcPr>
-            <w:tcW w:type="dxa" w:w="3324"/>
-          </w:tcPr>
-          <w:p>
-            <w:pPr>
-              <w:spacing w:before="20" w:after="20"/>
-            </w:pPr>
-            <w:r>
-              <w:rPr>
-                <w:rFonts w:ascii="Aptos" w:hAnsi="Aptos"/>
-                <w:b w:val="0"/>
-                <w:i w:val="0"/>
-                <w:sz w:val="22"/>
-              </w:rPr>
-              <w:t>100</w:t>
-            </w:r>
-          </w:p>
-        </w:tc>
-        <w:tc>
-          <w:tcPr>
-            <w:tcW w:type="dxa" w:w="3324"/>
-          </w:tcPr>
-          <w:p>
-            <w:pPr>
-              <w:spacing w:before="20" w:after="20"/>
-            </w:pPr>
-            <w:r>
-              <w:rPr>
-                <w:rFonts w:ascii="Aptos" w:hAnsi="Aptos"/>
-                <w:b w:val="0"/>
-                <w:i w:val="0"/>
-                <w:sz w:val="22"/>
-              </w:rPr>
-              <w:t>4</w:t>
             </w:r>
           </w:p>
         </w:tc>
@@ -1978,14 +1993,14 @@
         <w:tblW w:w="5000" w:type="pct"/>
       </w:tblPr>
       <w:tblGrid>
-        <w:gridCol w:w="3324"/>
-        <w:gridCol w:w="3324"/>
-        <w:gridCol w:w="3324"/>
+        <w:gridCol w:w="680"/>
+        <w:gridCol w:w="4536"/>
+        <w:gridCol w:w="4252"/>
       </w:tblGrid>
       <w:tr>
         <w:tc>
           <w:tcPr>
-            <w:tcW w:type="dxa" w:w="9972"/>
+            <w:tcW w:type="dxa" w:w="9468"/>
             <w:gridSpan w:val="3"/>
             <w:shd w:val="clear" w:color="auto" w:fill="D9D9D9"/>
           </w:tcPr>
@@ -2008,7 +2023,7 @@
       <w:tr>
         <w:tc>
           <w:tcPr>
-            <w:tcW w:type="dxa" w:w="3324"/>
+            <w:tcW w:type="dxa" w:w="680"/>
             <w:shd w:val="clear" w:color="auto" w:fill="D9D9D9"/>
           </w:tcPr>
           <w:p>
@@ -2028,7 +2043,7 @@
         </w:tc>
         <w:tc>
           <w:tcPr>
-            <w:tcW w:type="dxa" w:w="3324"/>
+            <w:tcW w:type="dxa" w:w="4536"/>
             <w:shd w:val="clear" w:color="auto" w:fill="D9D9D9"/>
           </w:tcPr>
           <w:p>
@@ -2048,7 +2063,7 @@
         </w:tc>
         <w:tc>
           <w:tcPr>
-            <w:tcW w:type="dxa" w:w="3324"/>
+            <w:tcW w:type="dxa" w:w="4252"/>
             <w:shd w:val="clear" w:color="auto" w:fill="D9D9D9"/>
           </w:tcPr>
           <w:p>
@@ -2070,7 +2085,7 @@
       <w:tr>
         <w:tc>
           <w:tcPr>
-            <w:tcW w:type="dxa" w:w="3324"/>
+            <w:tcW w:type="dxa" w:w="680"/>
           </w:tcPr>
           <w:p>
             <w:pPr>
@@ -2089,7 +2104,7 @@
         </w:tc>
         <w:tc>
           <w:tcPr>
-            <w:tcW w:type="dxa" w:w="3324"/>
+            <w:tcW w:type="dxa" w:w="4536"/>
           </w:tcPr>
           <w:p>
             <w:pPr>
@@ -2108,7 +2123,7 @@
         </w:tc>
         <w:tc>
           <w:tcPr>
-            <w:tcW w:type="dxa" w:w="3324"/>
+            <w:tcW w:type="dxa" w:w="4252"/>
           </w:tcPr>
           <w:p>
             <w:pPr>
@@ -2128,7 +2143,7 @@
       <w:tr>
         <w:tc>
           <w:tcPr>
-            <w:tcW w:type="dxa" w:w="3324"/>
+            <w:tcW w:type="dxa" w:w="680"/>
           </w:tcPr>
           <w:p>
             <w:pPr>
@@ -2147,7 +2162,7 @@
         </w:tc>
         <w:tc>
           <w:tcPr>
-            <w:tcW w:type="dxa" w:w="3324"/>
+            <w:tcW w:type="dxa" w:w="4536"/>
           </w:tcPr>
           <w:p>
             <w:pPr>
@@ -2166,7 +2181,7 @@
         </w:tc>
         <w:tc>
           <w:tcPr>
-            <w:tcW w:type="dxa" w:w="3324"/>
+            <w:tcW w:type="dxa" w:w="4252"/>
           </w:tcPr>
           <w:p>
             <w:pPr>
@@ -2186,7 +2201,7 @@
       <w:tr>
         <w:tc>
           <w:tcPr>
-            <w:tcW w:type="dxa" w:w="3324"/>
+            <w:tcW w:type="dxa" w:w="680"/>
           </w:tcPr>
           <w:p>
             <w:pPr>
@@ -2205,7 +2220,7 @@
         </w:tc>
         <w:tc>
           <w:tcPr>
-            <w:tcW w:type="dxa" w:w="3324"/>
+            <w:tcW w:type="dxa" w:w="4536"/>
           </w:tcPr>
           <w:p>
             <w:pPr>
@@ -2224,7 +2239,7 @@
         </w:tc>
         <w:tc>
           <w:tcPr>
-            <w:tcW w:type="dxa" w:w="3324"/>
+            <w:tcW w:type="dxa" w:w="4252"/>
           </w:tcPr>
           <w:p>
             <w:pPr>
@@ -2606,6 +2621,7 @@
                 <w:i w:val="0"/>
                 <w:sz w:val="22"/>
               </w:rPr>
+              <w:t>wykład z elementami dyskusji; z prezentacją multimedialną; Ćwiczenia / Laboratorium/Lektorat:; rozwiązywanie zadań projektowych; analiza przypadków; badania symulacyjne; Ćwiczenia/Laboratorium; Kryteria oceny; Sprawozdania z przeprowadzonych ćwiczeń; Bez dostarczenia sprawozdań ze wszystkich zajęć laboratoryjnych, które przewidują taką formę pracy, nie ma możliwości uzyskania oceny pozytywnej z zajęć laboratoryjnych.</w:t>
             </w:r>
           </w:p>
         </w:tc>
@@ -2664,6 +2680,7 @@
                 <w:i w:val="0"/>
                 <w:sz w:val="22"/>
               </w:rPr>
+              <w:t>wykład z elementami dyskusji; z prezentacją multimedialną; Ćwiczenia / Laboratorium/Lektorat:; rozwiązywanie zadań projektowych; analiza przypadków; badania symulacyjne; Ćwiczenia/Laboratorium; Kryteria oceny; Sprawozdania z przeprowadzonych ćwiczeń; Bez dostarczenia sprawozdań ze wszystkich zajęć laboratoryjnych, które przewidują taką formę pracy, nie ma możliwości uzyskania oceny pozytywnej z zajęć laboratoryjnych.</w:t>
             </w:r>
           </w:p>
         </w:tc>
@@ -2826,6 +2843,7 @@
                 <w:i w:val="0"/>
                 <w:sz w:val="22"/>
               </w:rPr>
+              <w:t>wykład z elementami dyskusji; z prezentacją multimedialną; Ćwiczenia / Laboratorium/Lektorat:; rozwiązywanie zadań projektowych; analiza przypadków; badania symulacyjne; Ćwiczenia/Laboratorium; Kryteria oceny; Sprawozdania z przeprowadzonych ćwiczeń; Bez dostarczenia sprawozdań ze wszystkich zajęć laboratoryjnych, które przewidują taką formę pracy, nie ma możliwości uzyskania oceny pozytywnej z zajęć laboratoryjnych.</w:t>
             </w:r>
           </w:p>
         </w:tc>
@@ -2883,6 +2901,7 @@
                 <w:i w:val="0"/>
                 <w:sz w:val="22"/>
               </w:rPr>
+              <w:t>wykład z elementami dyskusji; z prezentacją multimedialną; Ćwiczenia / Laboratorium/Lektorat:; rozwiązywanie zadań projektowych; analiza przypadków; badania symulacyjne; Ćwiczenia/Laboratorium; Kryteria oceny; Sprawozdania z przeprowadzonych ćwiczeń; Bez dostarczenia sprawozdań ze wszystkich zajęć laboratoryjnych, które przewidują taką formę pracy, nie ma możliwości uzyskania oceny pozytywnej z zajęć laboratoryjnych.</w:t>
             </w:r>
           </w:p>
         </w:tc>
@@ -3045,6 +3064,7 @@
                 <w:i w:val="0"/>
                 <w:sz w:val="22"/>
               </w:rPr>
+              <w:t>wykład z elementami dyskusji; z prezentacją multimedialną; Ćwiczenia / Laboratorium/Lektorat:; rozwiązywanie zadań projektowych; analiza przypadków; badania symulacyjne; Ćwiczenia/Laboratorium; Kryteria oceny; Sprawozdania z przeprowadzonych ćwiczeń; Bez dostarczenia sprawozdań ze wszystkich zajęć laboratoryjnych, które przewidują taką formę pracy, nie ma możliwości uzyskania oceny pozytywnej z zajęć laboratoryjnych.</w:t>
             </w:r>
           </w:p>
         </w:tc>
@@ -3102,6 +3122,7 @@
                 <w:i w:val="0"/>
                 <w:sz w:val="22"/>
               </w:rPr>
+              <w:t>wykład z elementami dyskusji; z prezentacją multimedialną; Ćwiczenia / Laboratorium/Lektorat:; rozwiązywanie zadań projektowych; analiza przypadków; badania symulacyjne; Ćwiczenia/Laboratorium; Kryteria oceny; Sprawozdania z przeprowadzonych ćwiczeń; Bez dostarczenia sprawozdań ze wszystkich zajęć laboratoryjnych, które przewidują taką formę pracy, nie ma możliwości uzyskania oceny pozytywnej z zajęć laboratoryjnych.</w:t>
             </w:r>
           </w:p>
         </w:tc>
@@ -3207,62 +3228,6 @@
                 <w:sz w:val="16"/>
               </w:rPr>
               <w:t>Wyposażenie specjalistyczne konieczne do realizacji przedmiotu</w:t>
-            </w:r>
-          </w:p>
-        </w:tc>
-      </w:tr>
-      <w:tr>
-        <w:tc>
-          <w:tcPr>
-            <w:tcW w:type="dxa" w:w="3324"/>
-          </w:tcPr>
-          <w:p>
-            <w:pPr>
-              <w:spacing w:before="20" w:after="20"/>
-            </w:pPr>
-            <w:r>
-              <w:rPr>
-                <w:rFonts w:ascii="Aptos" w:hAnsi="Aptos"/>
-                <w:b w:val="0"/>
-                <w:i w:val="0"/>
-                <w:sz w:val="22"/>
-              </w:rPr>
-            </w:r>
-          </w:p>
-        </w:tc>
-        <w:tc>
-          <w:tcPr>
-            <w:tcW w:type="dxa" w:w="3324"/>
-          </w:tcPr>
-          <w:p>
-            <w:pPr>
-              <w:spacing w:before="20" w:after="20"/>
-            </w:pPr>
-            <w:r>
-              <w:rPr>
-                <w:rFonts w:ascii="Aptos" w:hAnsi="Aptos"/>
-                <w:b w:val="0"/>
-                <w:i w:val="0"/>
-                <w:sz w:val="22"/>
-              </w:rPr>
-            </w:r>
-          </w:p>
-        </w:tc>
-        <w:tc>
-          <w:tcPr>
-            <w:tcW w:type="dxa" w:w="3324"/>
-          </w:tcPr>
-          <w:p>
-            <w:pPr>
-              <w:spacing w:before="20" w:after="20"/>
-            </w:pPr>
-            <w:r>
-              <w:rPr>
-                <w:rFonts w:ascii="Aptos" w:hAnsi="Aptos"/>
-                <w:b w:val="0"/>
-                <w:i w:val="0"/>
-                <w:sz w:val="22"/>
-              </w:rPr>
             </w:r>
           </w:p>
         </w:tc>

--- a/public/assets/files/niestacjonarne/ELK.docx
+++ b/public/assets/files/niestacjonarne/ELK.docx
@@ -1156,6 +1156,7 @@
                 <w:i w:val="0"/>
                 <w:sz w:val="22"/>
               </w:rPr>
+              <w:t>Przygotowanie sprawozdań z ćwiczeń laboratoryjnych z elektroniki; samodzielne analizy układów elektronicznych; przygotowanie do kolokwium.</w:t>
             </w:r>
           </w:p>
         </w:tc>
@@ -1266,7 +1267,84 @@
           <w:tcPr>
             <w:tcW w:type="dxa" w:w="9972"/>
           </w:tcPr>
-          <w:p/>
+          <w:p>
+            <w:pPr>
+              <w:spacing w:before="20" w:after="20"/>
+            </w:pPr>
+            <w:r>
+              <w:rPr>
+                <w:rFonts w:ascii="Aptos" w:hAnsi="Aptos"/>
+                <w:b/>
+                <w:sz w:val="22"/>
+              </w:rPr>
+              <w:t>Wykład:</w:t>
+            </w:r>
+          </w:p>
+          <w:p>
+            <w:pPr>
+              <w:spacing w:before="20" w:after="20"/>
+            </w:pPr>
+            <w:r>
+              <w:rPr>
+                <w:rFonts w:ascii="Aptos" w:hAnsi="Aptos"/>
+                <w:b w:val="0"/>
+                <w:sz w:val="22"/>
+              </w:rPr>
+              <w:t>• wykład z prezentacją multimedialną</w:t>
+            </w:r>
+          </w:p>
+          <w:p>
+            <w:pPr>
+              <w:spacing w:before="20" w:after="20"/>
+            </w:pPr>
+            <w:r>
+              <w:rPr>
+                <w:rFonts w:ascii="Aptos" w:hAnsi="Aptos"/>
+                <w:b w:val="0"/>
+                <w:sz w:val="22"/>
+              </w:rPr>
+              <w:t>• wykład konwersatoryjny (z elementami dyskusji)</w:t>
+            </w:r>
+          </w:p>
+          <w:p>
+            <w:pPr>
+              <w:spacing w:before="20" w:after="20"/>
+            </w:pPr>
+            <w:r>
+              <w:rPr>
+                <w:rFonts w:ascii="Aptos" w:hAnsi="Aptos"/>
+                <w:b/>
+                <w:sz w:val="22"/>
+              </w:rPr>
+              <w:t>Ćwiczenia / Laboratorium:</w:t>
+            </w:r>
+          </w:p>
+          <w:p>
+            <w:pPr>
+              <w:spacing w:before="20" w:after="20"/>
+            </w:pPr>
+            <w:r>
+              <w:rPr>
+                <w:rFonts w:ascii="Aptos" w:hAnsi="Aptos"/>
+                <w:b w:val="0"/>
+                <w:sz w:val="22"/>
+              </w:rPr>
+              <w:t>• rozwiązywanie zadań</w:t>
+            </w:r>
+          </w:p>
+          <w:p>
+            <w:pPr>
+              <w:spacing w:before="20" w:after="20"/>
+            </w:pPr>
+            <w:r>
+              <w:rPr>
+                <w:rFonts w:ascii="Aptos" w:hAnsi="Aptos"/>
+                <w:b w:val="0"/>
+                <w:sz w:val="22"/>
+              </w:rPr>
+              <w:t>• warsztaty</w:t>
+            </w:r>
+          </w:p>
         </w:tc>
       </w:tr>
     </w:tbl>
@@ -1517,115 +1595,7 @@
                 <w:rFonts w:ascii="Aptos" w:hAnsi="Aptos"/>
                 <w:sz w:val="22"/>
               </w:rPr>
-              <w:t>1. wykład z elementami dyskusji</w:t>
-            </w:r>
-          </w:p>
-          <w:p>
-            <w:pPr>
-              <w:spacing w:before="20" w:after="20"/>
-            </w:pPr>
-            <w:r>
-              <w:rPr>
-                <w:rFonts w:ascii="Aptos" w:hAnsi="Aptos"/>
-                <w:sz w:val="22"/>
-              </w:rPr>
-              <w:t>2. z prezentacją multimedialną</w:t>
-            </w:r>
-          </w:p>
-          <w:p>
-            <w:pPr>
-              <w:spacing w:before="20" w:after="20"/>
-            </w:pPr>
-            <w:r>
-              <w:rPr>
-                <w:rFonts w:ascii="Aptos" w:hAnsi="Aptos"/>
-                <w:sz w:val="22"/>
-              </w:rPr>
-              <w:t>3. Ćwiczenia / Laboratorium/Lektorat:</w:t>
-            </w:r>
-          </w:p>
-          <w:p>
-            <w:pPr>
-              <w:spacing w:before="20" w:after="20"/>
-            </w:pPr>
-            <w:r>
-              <w:rPr>
-                <w:rFonts w:ascii="Aptos" w:hAnsi="Aptos"/>
-                <w:sz w:val="22"/>
-              </w:rPr>
-              <w:t>4. rozwiązywanie zadań projektowych</w:t>
-            </w:r>
-          </w:p>
-          <w:p>
-            <w:pPr>
-              <w:spacing w:before="20" w:after="20"/>
-            </w:pPr>
-            <w:r>
-              <w:rPr>
-                <w:rFonts w:ascii="Aptos" w:hAnsi="Aptos"/>
-                <w:sz w:val="22"/>
-              </w:rPr>
-              <w:t>5. analiza przypadków</w:t>
-            </w:r>
-          </w:p>
-          <w:p>
-            <w:pPr>
-              <w:spacing w:before="20" w:after="20"/>
-            </w:pPr>
-            <w:r>
-              <w:rPr>
-                <w:rFonts w:ascii="Aptos" w:hAnsi="Aptos"/>
-                <w:sz w:val="22"/>
-              </w:rPr>
-              <w:t>6. badania symulacyjne</w:t>
-            </w:r>
-          </w:p>
-          <w:p>
-            <w:pPr>
-              <w:spacing w:before="20" w:after="20"/>
-            </w:pPr>
-            <w:r>
-              <w:rPr>
-                <w:rFonts w:ascii="Aptos" w:hAnsi="Aptos"/>
-                <w:sz w:val="22"/>
-              </w:rPr>
-              <w:t>7. Ćwiczenia/Laboratorium</w:t>
-            </w:r>
-          </w:p>
-          <w:p>
-            <w:pPr>
-              <w:spacing w:before="20" w:after="20"/>
-            </w:pPr>
-            <w:r>
-              <w:rPr>
-                <w:rFonts w:ascii="Aptos" w:hAnsi="Aptos"/>
-                <w:sz w:val="22"/>
-              </w:rPr>
-              <w:t>8. Kryteria oceny</w:t>
-            </w:r>
-          </w:p>
-          <w:p>
-            <w:pPr>
-              <w:spacing w:before="20" w:after="20"/>
-            </w:pPr>
-            <w:r>
-              <w:rPr>
-                <w:rFonts w:ascii="Aptos" w:hAnsi="Aptos"/>
-                <w:sz w:val="22"/>
-              </w:rPr>
-              <w:t>9. Sprawozdania z przeprowadzonych ćwiczeń</w:t>
-            </w:r>
-          </w:p>
-          <w:p>
-            <w:pPr>
-              <w:spacing w:before="20" w:after="20"/>
-            </w:pPr>
-            <w:r>
-              <w:rPr>
-                <w:rFonts w:ascii="Aptos" w:hAnsi="Aptos"/>
-                <w:sz w:val="22"/>
-              </w:rPr>
-              <w:t>10. Bez dostarczenia sprawozdań ze wszystkich zajęć laboratoryjnych, które przewidują taką formę pracy, nie ma możliwości uzyskania oceny pozytywnej z zajęć laboratoryjnych.</w:t>
+              <w:t>1. kolokwium</w:t>
             </w:r>
           </w:p>
         </w:tc>
@@ -1642,7 +1612,7 @@
                 <w:rFonts w:ascii="Aptos" w:hAnsi="Aptos"/>
                 <w:sz w:val="22"/>
               </w:rPr>
-              <w:t>1. wykład z elementami dyskusji</w:t>
+              <w:t>1. raport z wykonanego zadania</w:t>
             </w:r>
           </w:p>
           <w:p>
@@ -1654,103 +1624,7 @@
                 <w:rFonts w:ascii="Aptos" w:hAnsi="Aptos"/>
                 <w:sz w:val="22"/>
               </w:rPr>
-              <w:t>2. z prezentacją multimedialną</w:t>
-            </w:r>
-          </w:p>
-          <w:p>
-            <w:pPr>
-              <w:spacing w:before="20" w:after="20"/>
-            </w:pPr>
-            <w:r>
-              <w:rPr>
-                <w:rFonts w:ascii="Aptos" w:hAnsi="Aptos"/>
-                <w:sz w:val="22"/>
-              </w:rPr>
-              <w:t>3. Ćwiczenia / Laboratorium/Lektorat:</w:t>
-            </w:r>
-          </w:p>
-          <w:p>
-            <w:pPr>
-              <w:spacing w:before="20" w:after="20"/>
-            </w:pPr>
-            <w:r>
-              <w:rPr>
-                <w:rFonts w:ascii="Aptos" w:hAnsi="Aptos"/>
-                <w:sz w:val="22"/>
-              </w:rPr>
-              <w:t>4. rozwiązywanie zadań projektowych</w:t>
-            </w:r>
-          </w:p>
-          <w:p>
-            <w:pPr>
-              <w:spacing w:before="20" w:after="20"/>
-            </w:pPr>
-            <w:r>
-              <w:rPr>
-                <w:rFonts w:ascii="Aptos" w:hAnsi="Aptos"/>
-                <w:sz w:val="22"/>
-              </w:rPr>
-              <w:t>5. analiza przypadków</w:t>
-            </w:r>
-          </w:p>
-          <w:p>
-            <w:pPr>
-              <w:spacing w:before="20" w:after="20"/>
-            </w:pPr>
-            <w:r>
-              <w:rPr>
-                <w:rFonts w:ascii="Aptos" w:hAnsi="Aptos"/>
-                <w:sz w:val="22"/>
-              </w:rPr>
-              <w:t>6. badania symulacyjne</w:t>
-            </w:r>
-          </w:p>
-          <w:p>
-            <w:pPr>
-              <w:spacing w:before="20" w:after="20"/>
-            </w:pPr>
-            <w:r>
-              <w:rPr>
-                <w:rFonts w:ascii="Aptos" w:hAnsi="Aptos"/>
-                <w:sz w:val="22"/>
-              </w:rPr>
-              <w:t>7. Ćwiczenia/Laboratorium</w:t>
-            </w:r>
-          </w:p>
-          <w:p>
-            <w:pPr>
-              <w:spacing w:before="20" w:after="20"/>
-            </w:pPr>
-            <w:r>
-              <w:rPr>
-                <w:rFonts w:ascii="Aptos" w:hAnsi="Aptos"/>
-                <w:sz w:val="22"/>
-              </w:rPr>
-              <w:t>8. Kryteria oceny</w:t>
-            </w:r>
-          </w:p>
-          <w:p>
-            <w:pPr>
-              <w:spacing w:before="20" w:after="20"/>
-            </w:pPr>
-            <w:r>
-              <w:rPr>
-                <w:rFonts w:ascii="Aptos" w:hAnsi="Aptos"/>
-                <w:sz w:val="22"/>
-              </w:rPr>
-              <w:t>9. Sprawozdania z przeprowadzonych ćwiczeń</w:t>
-            </w:r>
-          </w:p>
-          <w:p>
-            <w:pPr>
-              <w:spacing w:before="20" w:after="20"/>
-            </w:pPr>
-            <w:r>
-              <w:rPr>
-                <w:rFonts w:ascii="Aptos" w:hAnsi="Aptos"/>
-                <w:sz w:val="22"/>
-              </w:rPr>
-              <w:t>10. Bez dostarczenia sprawozdań ze wszystkich zajęć laboratoryjnych, które przewidują taką formę pracy, nie ma możliwości uzyskania oceny pozytywnej z zajęć laboratoryjnych.</w:t>
+              <w:t>2. ocena pracy podczas ćwiczenia</w:t>
             </w:r>
           </w:p>
         </w:tc>
@@ -2621,7 +2495,7 @@
                 <w:i w:val="0"/>
                 <w:sz w:val="22"/>
               </w:rPr>
-              <w:t>wykład z elementami dyskusji; z prezentacją multimedialną; Ćwiczenia / Laboratorium/Lektorat:; rozwiązywanie zadań projektowych; analiza przypadków; badania symulacyjne; Ćwiczenia/Laboratorium; Kryteria oceny; Sprawozdania z przeprowadzonych ćwiczeń; Bez dostarczenia sprawozdań ze wszystkich zajęć laboratoryjnych, które przewidują taką formę pracy, nie ma możliwości uzyskania oceny pozytywnej z zajęć laboratoryjnych.</w:t>
+              <w:t>kolokwium; raport z wykonanego zadania; ocena pracy podczas ćwiczenia</w:t>
             </w:r>
           </w:p>
         </w:tc>
@@ -2680,7 +2554,7 @@
                 <w:i w:val="0"/>
                 <w:sz w:val="22"/>
               </w:rPr>
-              <w:t>wykład z elementami dyskusji; z prezentacją multimedialną; Ćwiczenia / Laboratorium/Lektorat:; rozwiązywanie zadań projektowych; analiza przypadków; badania symulacyjne; Ćwiczenia/Laboratorium; Kryteria oceny; Sprawozdania z przeprowadzonych ćwiczeń; Bez dostarczenia sprawozdań ze wszystkich zajęć laboratoryjnych, które przewidują taką formę pracy, nie ma możliwości uzyskania oceny pozytywnej z zajęć laboratoryjnych.</w:t>
+              <w:t>kolokwium; raport z wykonanego zadania; ocena pracy podczas ćwiczenia</w:t>
             </w:r>
           </w:p>
         </w:tc>
@@ -2843,7 +2717,7 @@
                 <w:i w:val="0"/>
                 <w:sz w:val="22"/>
               </w:rPr>
-              <w:t>wykład z elementami dyskusji; z prezentacją multimedialną; Ćwiczenia / Laboratorium/Lektorat:; rozwiązywanie zadań projektowych; analiza przypadków; badania symulacyjne; Ćwiczenia/Laboratorium; Kryteria oceny; Sprawozdania z przeprowadzonych ćwiczeń; Bez dostarczenia sprawozdań ze wszystkich zajęć laboratoryjnych, które przewidują taką formę pracy, nie ma możliwości uzyskania oceny pozytywnej z zajęć laboratoryjnych.</w:t>
+              <w:t>kolokwium; raport z wykonanego zadania; ocena pracy podczas ćwiczenia</w:t>
             </w:r>
           </w:p>
         </w:tc>
@@ -2901,7 +2775,7 @@
                 <w:i w:val="0"/>
                 <w:sz w:val="22"/>
               </w:rPr>
-              <w:t>wykład z elementami dyskusji; z prezentacją multimedialną; Ćwiczenia / Laboratorium/Lektorat:; rozwiązywanie zadań projektowych; analiza przypadków; badania symulacyjne; Ćwiczenia/Laboratorium; Kryteria oceny; Sprawozdania z przeprowadzonych ćwiczeń; Bez dostarczenia sprawozdań ze wszystkich zajęć laboratoryjnych, które przewidują taką formę pracy, nie ma możliwości uzyskania oceny pozytywnej z zajęć laboratoryjnych.</w:t>
+              <w:t>kolokwium; raport z wykonanego zadania; ocena pracy podczas ćwiczenia</w:t>
             </w:r>
           </w:p>
         </w:tc>
@@ -3064,7 +2938,7 @@
                 <w:i w:val="0"/>
                 <w:sz w:val="22"/>
               </w:rPr>
-              <w:t>wykład z elementami dyskusji; z prezentacją multimedialną; Ćwiczenia / Laboratorium/Lektorat:; rozwiązywanie zadań projektowych; analiza przypadków; badania symulacyjne; Ćwiczenia/Laboratorium; Kryteria oceny; Sprawozdania z przeprowadzonych ćwiczeń; Bez dostarczenia sprawozdań ze wszystkich zajęć laboratoryjnych, które przewidują taką formę pracy, nie ma możliwości uzyskania oceny pozytywnej z zajęć laboratoryjnych.</w:t>
+              <w:t>kolokwium; raport z wykonanego zadania; ocena pracy podczas ćwiczenia</w:t>
             </w:r>
           </w:p>
         </w:tc>
@@ -3122,7 +2996,7 @@
                 <w:i w:val="0"/>
                 <w:sz w:val="22"/>
               </w:rPr>
-              <w:t>wykład z elementami dyskusji; z prezentacją multimedialną; Ćwiczenia / Laboratorium/Lektorat:; rozwiązywanie zadań projektowych; analiza przypadków; badania symulacyjne; Ćwiczenia/Laboratorium; Kryteria oceny; Sprawozdania z przeprowadzonych ćwiczeń; Bez dostarczenia sprawozdań ze wszystkich zajęć laboratoryjnych, które przewidują taką formę pracy, nie ma możliwości uzyskania oceny pozytywnej z zajęć laboratoryjnych.</w:t>
+              <w:t>kolokwium; raport z wykonanego zadania; ocena pracy podczas ćwiczenia</w:t>
             </w:r>
           </w:p>
         </w:tc>

--- a/public/assets/files/niestacjonarne/ELK.docx
+++ b/public/assets/files/niestacjonarne/ELK.docx
@@ -315,7 +315,7 @@
                 <w:i w:val="0"/>
                 <w:sz w:val="22"/>
               </w:rPr>
-              <w:t>4</w:t>
+              <w:t>3</w:t>
             </w:r>
           </w:p>
         </w:tc>
@@ -1093,7 +1093,7 @@
                 <w:i w:val="0"/>
                 <w:sz w:val="22"/>
               </w:rPr>
-              <w:t>68</w:t>
+              <w:t>58</w:t>
             </w:r>
           </w:p>
         </w:tc>
@@ -1113,7 +1113,7 @@
                 <w:i w:val="0"/>
                 <w:sz w:val="22"/>
               </w:rPr>
-              <w:t>2.7</w:t>
+              <w:t>2.3</w:t>
             </w:r>
           </w:p>
         </w:tc>

--- a/public/assets/files/niestacjonarne/ELK.docx
+++ b/public/assets/files/niestacjonarne/ELK.docx
@@ -1093,7 +1093,7 @@
                 <w:i w:val="0"/>
                 <w:sz w:val="22"/>
               </w:rPr>
-              <w:t>58</w:t>
+              <w:t>43</w:t>
             </w:r>
           </w:p>
         </w:tc>
@@ -1113,7 +1113,7 @@
                 <w:i w:val="0"/>
                 <w:sz w:val="22"/>
               </w:rPr>
-              <w:t>2.3</w:t>
+              <w:t>1.7</w:t>
             </w:r>
           </w:p>
         </w:tc>

--- a/public/assets/files/niestacjonarne/ELK.docx
+++ b/public/assets/files/niestacjonarne/ELK.docx
@@ -2495,7 +2495,7 @@
                 <w:i w:val="0"/>
                 <w:sz w:val="22"/>
               </w:rPr>
-              <w:t>kolokwium; raport z wykonanego zadania; ocena pracy podczas ćwiczenia</w:t>
+              <w:t>kolokwium</w:t>
             </w:r>
           </w:p>
         </w:tc>
@@ -2554,7 +2554,7 @@
                 <w:i w:val="0"/>
                 <w:sz w:val="22"/>
               </w:rPr>
-              <w:t>kolokwium; raport z wykonanego zadania; ocena pracy podczas ćwiczenia</w:t>
+              <w:t>kolokwium</w:t>
             </w:r>
           </w:p>
         </w:tc>
@@ -2680,6 +2680,7 @@
                 <w:i w:val="0"/>
                 <w:sz w:val="22"/>
               </w:rPr>
+              <w:t>K_U08</w:t>
             </w:r>
           </w:p>
         </w:tc>
@@ -2717,7 +2718,7 @@
                 <w:i w:val="0"/>
                 <w:sz w:val="22"/>
               </w:rPr>
-              <w:t>kolokwium; raport z wykonanego zadania; ocena pracy podczas ćwiczenia</w:t>
+              <w:t>raport z wykonanego zadania, ocena pracy podczas ćwiczenia</w:t>
             </w:r>
           </w:p>
         </w:tc>
@@ -2738,6 +2739,7 @@
                 <w:i w:val="0"/>
                 <w:sz w:val="22"/>
               </w:rPr>
+              <w:t>K_U09</w:t>
             </w:r>
           </w:p>
         </w:tc>
@@ -2775,7 +2777,7 @@
                 <w:i w:val="0"/>
                 <w:sz w:val="22"/>
               </w:rPr>
-              <w:t>kolokwium; raport z wykonanego zadania; ocena pracy podczas ćwiczenia</w:t>
+              <w:t>raport z wykonanego zadania, ocena pracy podczas ćwiczenia</w:t>
             </w:r>
           </w:p>
         </w:tc>
@@ -2901,6 +2903,7 @@
                 <w:i w:val="0"/>
                 <w:sz w:val="22"/>
               </w:rPr>
+              <w:t>K_K01</w:t>
             </w:r>
           </w:p>
         </w:tc>
@@ -2938,7 +2941,7 @@
                 <w:i w:val="0"/>
                 <w:sz w:val="22"/>
               </w:rPr>
-              <w:t>kolokwium; raport z wykonanego zadania; ocena pracy podczas ćwiczenia</w:t>
+              <w:t>raport z wykonanego zadania, ocena pracy podczas ćwiczenia</w:t>
             </w:r>
           </w:p>
         </w:tc>
@@ -2959,6 +2962,7 @@
                 <w:i w:val="0"/>
                 <w:sz w:val="22"/>
               </w:rPr>
+              <w:t>K_K03</w:t>
             </w:r>
           </w:p>
         </w:tc>
@@ -2996,7 +3000,7 @@
                 <w:i w:val="0"/>
                 <w:sz w:val="22"/>
               </w:rPr>
-              <w:t>kolokwium; raport z wykonanego zadania; ocena pracy podczas ćwiczenia</w:t>
+              <w:t>raport z wykonanego zadania, ocena pracy podczas ćwiczenia</w:t>
             </w:r>
           </w:p>
         </w:tc>

--- a/public/assets/files/niestacjonarne/ELK.docx
+++ b/public/assets/files/niestacjonarne/ELK.docx
@@ -1868,14 +1868,13 @@
       </w:tblPr>
       <w:tblGrid>
         <w:gridCol w:w="680"/>
-        <w:gridCol w:w="4536"/>
-        <w:gridCol w:w="4252"/>
+        <w:gridCol w:w="8788"/>
       </w:tblGrid>
       <w:tr>
         <w:tc>
           <w:tcPr>
             <w:tcW w:type="dxa" w:w="9468"/>
-            <w:gridSpan w:val="3"/>
+            <w:gridSpan w:val="2"/>
             <w:shd w:val="clear" w:color="auto" w:fill="D9D9D9"/>
           </w:tcPr>
           <w:p>
@@ -1917,7 +1916,7 @@
         </w:tc>
         <w:tc>
           <w:tcPr>
-            <w:tcW w:type="dxa" w:w="4536"/>
+            <w:tcW w:type="dxa" w:w="8788"/>
             <w:shd w:val="clear" w:color="auto" w:fill="D9D9D9"/>
           </w:tcPr>
           <w:p>
@@ -1931,27 +1930,7 @@
                 <w:i w:val="0"/>
                 <w:sz w:val="16"/>
               </w:rPr>
-              <w:t>Wykład</w:t>
-            </w:r>
-          </w:p>
-        </w:tc>
-        <w:tc>
-          <w:tcPr>
-            <w:tcW w:type="dxa" w:w="4252"/>
-            <w:shd w:val="clear" w:color="auto" w:fill="D9D9D9"/>
-          </w:tcPr>
-          <w:p>
-            <w:pPr>
-              <w:spacing w:before="20" w:after="20"/>
-            </w:pPr>
-            <w:r>
-              <w:rPr>
-                <w:rFonts w:ascii="Aptos" w:hAnsi="Aptos"/>
-                <w:b/>
-                <w:i w:val="0"/>
-                <w:sz w:val="16"/>
-              </w:rPr>
-              <w:t>Ćwiczenia / Laboratorium / Pracownia</w:t>
+              <w:t>Treści programowe</w:t>
             </w:r>
           </w:p>
         </w:tc>
@@ -1978,7 +1957,7 @@
         </w:tc>
         <w:tc>
           <w:tcPr>
-            <w:tcW w:type="dxa" w:w="4536"/>
+            <w:tcW w:type="dxa" w:w="8788"/>
           </w:tcPr>
           <w:p>
             <w:pPr>
@@ -1992,24 +1971,6 @@
                 <w:sz w:val="22"/>
               </w:rPr>
               <w:t>Zrozumienie podstawowych pojęć z zakresu elektroniki – Studenci poznają podstawowe prawa i zjawiska elektryczne, takie jak prąd, napięcie, rezystancja oraz zasady działania prostych obwodów elektrycznych.</w:t>
-            </w:r>
-          </w:p>
-        </w:tc>
-        <w:tc>
-          <w:tcPr>
-            <w:tcW w:type="dxa" w:w="4252"/>
-          </w:tcPr>
-          <w:p>
-            <w:pPr>
-              <w:spacing w:before="20" w:after="20"/>
-            </w:pPr>
-            <w:r>
-              <w:rPr>
-                <w:rFonts w:ascii="Aptos" w:hAnsi="Aptos"/>
-                <w:b w:val="0"/>
-                <w:i w:val="0"/>
-                <w:sz w:val="22"/>
-              </w:rPr>
             </w:r>
           </w:p>
         </w:tc>
@@ -2036,7 +1997,7 @@
         </w:tc>
         <w:tc>
           <w:tcPr>
-            <w:tcW w:type="dxa" w:w="4536"/>
+            <w:tcW w:type="dxa" w:w="8788"/>
           </w:tcPr>
           <w:p>
             <w:pPr>
@@ -2050,24 +2011,6 @@
                 <w:sz w:val="22"/>
               </w:rPr>
               <w:t>Poznanie i zastosowanie elementów elektronicznych – Celem jest nauka rozpoznawania, interpretowania oraz  stosowania różnych elementów elektronicznych w praktycznych układach; Nabycie umiejętności projektowania i analizy prostych obwodów – Studenci nauczą się projektować i analizować układy elektroniczne, sekwencyjne i kombinacyjne uwzględniając prawa Kirchhoffa, dzielniki napięcia oraz  zastosowanie wzmacniaczy i innych elementów półprzewodnikowych.</w:t>
-            </w:r>
-          </w:p>
-        </w:tc>
-        <w:tc>
-          <w:tcPr>
-            <w:tcW w:type="dxa" w:w="4252"/>
-          </w:tcPr>
-          <w:p>
-            <w:pPr>
-              <w:spacing w:before="20" w:after="20"/>
-            </w:pPr>
-            <w:r>
-              <w:rPr>
-                <w:rFonts w:ascii="Aptos" w:hAnsi="Aptos"/>
-                <w:b w:val="0"/>
-                <w:i w:val="0"/>
-                <w:sz w:val="22"/>
-              </w:rPr>
             </w:r>
           </w:p>
         </w:tc>
@@ -2094,7 +2037,7 @@
         </w:tc>
         <w:tc>
           <w:tcPr>
-            <w:tcW w:type="dxa" w:w="4536"/>
+            <w:tcW w:type="dxa" w:w="8788"/>
           </w:tcPr>
           <w:p>
             <w:pPr>
@@ -2108,24 +2051,6 @@
                 <w:sz w:val="22"/>
               </w:rPr>
               <w:t>Rozwój umiejętności posługiwania się przyrządami pomiarowymi – Praktyczne ćwiczenia pozwolą na  opanowanie obsługi urządzeń takich jak multimetr i oscyloskop, co jest niezbędne do diagnozowania i  analizy działania układów.; Rozwijanie umiejętności montażu układów – Celem jest nauczenie studentów technik lutowania, poprawnego montażu elementów elektronicznych oraz praktycznego doboru metod  i urządzeń, co jest kluczowe dla realizacji projektów elektronicznych.</w:t>
-            </w:r>
-          </w:p>
-        </w:tc>
-        <w:tc>
-          <w:tcPr>
-            <w:tcW w:type="dxa" w:w="4252"/>
-          </w:tcPr>
-          <w:p>
-            <w:pPr>
-              <w:spacing w:before="20" w:after="20"/>
-            </w:pPr>
-            <w:r>
-              <w:rPr>
-                <w:rFonts w:ascii="Aptos" w:hAnsi="Aptos"/>
-                <w:b w:val="0"/>
-                <w:i w:val="0"/>
-                <w:sz w:val="22"/>
-              </w:rPr>
             </w:r>
           </w:p>
         </w:tc>

--- a/public/assets/files/niestacjonarne/ELK.docx
+++ b/public/assets/files/niestacjonarne/ELK.docx
@@ -315,7 +315,7 @@
                 <w:i w:val="0"/>
                 <w:sz w:val="22"/>
               </w:rPr>
-              <w:t>3</w:t>
+              <w:t>4</w:t>
             </w:r>
           </w:p>
         </w:tc>
@@ -861,7 +861,7 @@
                 <w:i w:val="0"/>
                 <w:sz w:val="22"/>
               </w:rPr>
-              <w:t>16</w:t>
+              <w:t>24</w:t>
             </w:r>
           </w:p>
         </w:tc>
@@ -1031,7 +1031,7 @@
                 <w:i w:val="0"/>
                 <w:sz w:val="22"/>
               </w:rPr>
-              <w:t>32</w:t>
+              <w:t>40</w:t>
             </w:r>
           </w:p>
         </w:tc>
@@ -1051,7 +1051,7 @@
                 <w:i w:val="0"/>
                 <w:sz w:val="22"/>
               </w:rPr>
-              <w:t>1.3</w:t>
+              <w:t>1.6</w:t>
             </w:r>
           </w:p>
         </w:tc>
@@ -1093,7 +1093,7 @@
                 <w:i w:val="0"/>
                 <w:sz w:val="22"/>
               </w:rPr>
-              <w:t>43</w:t>
+              <w:t>35</w:t>
             </w:r>
           </w:p>
         </w:tc>
@@ -1113,7 +1113,7 @@
                 <w:i w:val="0"/>
                 <w:sz w:val="22"/>
               </w:rPr>
-              <w:t>1.7</w:t>
+              <w:t>1.4</w:t>
             </w:r>
           </w:p>
         </w:tc>
